--- a/docs/pdf/VCL2FMXConverter_v5_0_vs_MidaConverter_Detailed_Analysis_2026-06-30.docx
+++ b/docs/pdf/VCL2FMXConverter_v5_0_vs_MidaConverter_Detailed_Analysis_2026-06-30.docx
@@ -480,10 +480,13 @@
     </w:p>
     <w:p>
       <w:r>
-        <w:t>VCL2FMXConverter v5.0 Vanguard is a free and open-source Delphi source converter focused on moving VCL projects toward FMX while making conversion behavior visible and testable. Its defining v5 strength is the contract system: 194 executable expectations across include analysis, Windows messaging, comments and boundaries, uses clauses, DFM/FMXL fidelity, GDI/Canvas behavior, component/event mapping, data-aware cases, LiveBindings, dry-run preview, reporting, semantic resolution, and third-party mapping beha</w:t>
+        <w:t xml:space="preserve">VCL2FMXConverter v5.0 Vanguard is a free and open-source Delphi source converter focused on moving VCL projects toward FMX while making conversion behavior visible and testable. Its defining v5 strength is the contract system: </w:t>
       </w:r>
       <w:r>
-        <w:t>vior.</w:t>
+        <w:t>198 executable expectations</w:t>
+      </w:r>
+      <w:r>
+        <w:t xml:space="preserve"> across include analysis, Windows messaging, comments and boundaries, uses clauses, DFM/FMXL fidelity, GDI/Canvas behavior, component/event mapping, data-aware cases, LiveBindings, dry-run preview, reporting, semantic resolution, and third-party mapping behavior.</w:t>
       </w:r>
     </w:p>
     <w:p>
@@ -763,7 +766,19 @@
               <w:rPr>
                 <w:sz w:val="17"/>
               </w:rPr>
-              <w:t>Executable contracts and regression guards in the source tree; 194 expected behaviors.</w:t>
+              <w:t xml:space="preserve">Executable contracts and regression guards in the source tree; </w:t>
+            </w:r>
+            <w:r>
+              <w:rPr>
+                <w:sz w:val="17"/>
+              </w:rPr>
+              <w:t>198 expected behaviors</w:t>
+            </w:r>
+            <w:r>
+              <w:rPr>
+                <w:sz w:val="17"/>
+              </w:rPr>
+              <w:t>.</w:t>
             </w:r>
           </w:p>
         </w:tc>
@@ -892,14 +907,7 @@
               <w:rPr>
                 <w:sz w:val="17"/>
               </w:rPr>
-              <w:t xml:space="preserve">Commercial tiers: Pro, Studio, Studio Plus, plus </w:t>
-            </w:r>
-            <w:r>
-              <w:rPr>
-                <w:sz w:val="17"/>
-              </w:rPr>
-              <w:lastRenderedPageBreak/>
-              <w:t>support/update terms.</w:t>
+              <w:t>Commercial tiers: Pro, Studio, Studio Plus, plus support/update terms.</w:t>
             </w:r>
           </w:p>
         </w:tc>
@@ -1160,7 +1168,13 @@
               <w:rPr>
                 <w:sz w:val="17"/>
               </w:rPr>
-              <w:t>194 executable contracts, regression guards, compile checks reported locally.</w:t>
+              <w:t>198 executable contracts</w:t>
+            </w:r>
+            <w:r>
+              <w:rPr>
+                <w:sz w:val="17"/>
+              </w:rPr>
+              <w:t>, regression guards, compile checks reported locally.</w:t>
             </w:r>
           </w:p>
         </w:tc>
@@ -1273,11 +1287,7 @@
     </w:p>
     <w:p>
       <w:r>
-        <w:t xml:space="preserve">The v5 Vanguard line moves the product from a rule-based converter into a contract-driven engineering baseline. The user benefit is confidence: difficult cases are no longer merely remembered by the </w:t>
-      </w:r>
-      <w:r>
-        <w:lastRenderedPageBreak/>
-        <w:t>maintainer; they become executable expectations. If a bug is found, the expected behavior can be captured and guarded.</w:t>
+        <w:t>The v5 Vanguard line moves the product from a rule-based converter into a contract-driven engineering baseline. The user benefit is confidence: difficult cases are no longer merely remembered by the maintainer; they become executable expectations. If a bug is found, the expected behavior can be captured and guarded.</w:t>
       </w:r>
     </w:p>
     <w:p>
@@ -1803,14 +1813,7 @@
               <w:rPr>
                 <w:sz w:val="17"/>
               </w:rPr>
-              <w:t xml:space="preserve">Converter source is included in the source </w:t>
-            </w:r>
-            <w:r>
-              <w:rPr>
-                <w:sz w:val="17"/>
-              </w:rPr>
-              <w:lastRenderedPageBreak/>
-              <w:t>distribution.</w:t>
+              <w:t>Converter source is included in the source distribution.</w:t>
             </w:r>
           </w:p>
         </w:tc>
@@ -1827,15 +1830,7 @@
               <w:rPr>
                 <w:sz w:val="17"/>
               </w:rPr>
-              <w:lastRenderedPageBreak/>
-              <w:t xml:space="preserve">Converter source is not advertised in reviewed </w:t>
-            </w:r>
-            <w:r>
-              <w:rPr>
-                <w:sz w:val="17"/>
-              </w:rPr>
-              <w:lastRenderedPageBreak/>
-              <w:t>public material; Studio tiers list Mida Pack source code.</w:t>
+              <w:t>Converter source is not advertised in reviewed public material; Studio tiers list Mida Pack source code.</w:t>
             </w:r>
           </w:p>
         </w:tc>
@@ -1857,7 +1852,6 @@
               <w:rPr>
                 <w:sz w:val="17"/>
               </w:rPr>
-              <w:lastRenderedPageBreak/>
               <w:t>Activation</w:t>
             </w:r>
           </w:p>
@@ -2680,7 +2674,6 @@
         <w:rPr>
           <w:rFonts w:ascii="Calibri" w:hAnsi="Calibri"/>
         </w:rPr>
-        <w:lastRenderedPageBreak/>
         <w:t>6. Conversion Engine Depth and Code Handling</w:t>
       </w:r>
     </w:p>
@@ -3103,7 +3096,6 @@
         <w:rPr>
           <w:rFonts w:ascii="Calibri" w:hAnsi="Calibri"/>
         </w:rPr>
-        <w:lastRenderedPageBreak/>
         <w:t>7. Component, Property, Event, and Third-Party Mapping</w:t>
       </w:r>
     </w:p>
@@ -3495,14 +3487,7 @@
               <w:rPr>
                 <w:sz w:val="17"/>
               </w:rPr>
-              <w:t xml:space="preserve">Reports and suggestions rather than pretending </w:t>
-            </w:r>
-            <w:r>
-              <w:rPr>
-                <w:sz w:val="17"/>
-              </w:rPr>
-              <w:lastRenderedPageBreak/>
-              <w:t>success.</w:t>
+              <w:t>Reports and suggestions rather than pretending success.</w:t>
             </w:r>
           </w:p>
         </w:tc>
@@ -3519,15 +3504,7 @@
               <w:rPr>
                 <w:sz w:val="17"/>
               </w:rPr>
-              <w:lastRenderedPageBreak/>
-              <w:t xml:space="preserve">Custom conversion can handle unsupported </w:t>
-            </w:r>
-            <w:r>
-              <w:rPr>
-                <w:sz w:val="17"/>
-              </w:rPr>
-              <w:lastRenderedPageBreak/>
-              <w:t>components if the user defines mappings.</w:t>
+              <w:t>Custom conversion can handle unsupported components if the user defines mappings.</w:t>
             </w:r>
           </w:p>
         </w:tc>
@@ -3946,7 +3923,6 @@
     </w:p>
     <w:p>
       <w:r>
-        <w:lastRenderedPageBreak/>
         <w:t>VCL2FMXConverter treats this area as a category-based conversion/reporting problem. It detects Windows message APIs, message constants, TWM/TCM records, WndProc overrides, message declarations, WM_USER/custom offsets, system-command handlers, common-control message families, false positives in comments/strings/domain methods, and uses-clause consequences. Unsupported or risky behavior must produce a report item instead of silently remaining active.</w:t>
       </w:r>
     </w:p>
@@ -4347,7 +4323,6 @@
     </w:p>
     <w:p>
       <w:r>
-        <w:lastRenderedPageBreak/>
         <w:t>This creates a strong loop: when a real project exposes a problem, a small fixture can be created, the expected behavior can be written down, the converter can be changed, and the whole suite can prove the fix does not break prior behavior.</w:t>
       </w:r>
     </w:p>
@@ -4580,7 +4555,13 @@
               <w:rPr>
                 <w:sz w:val="17"/>
               </w:rPr>
-              <w:t>194 pass / 0 fail reported in contracts README.</w:t>
+              <w:t>198 pass / 0 fail</w:t>
+            </w:r>
+            <w:r>
+              <w:rPr>
+                <w:sz w:val="17"/>
+              </w:rPr>
+              <w:t xml:space="preserve"> reported in contracts README.</w:t>
             </w:r>
           </w:p>
         </w:tc>
@@ -5062,7 +5043,6 @@
         <w:rPr>
           <w:rFonts w:ascii="Calibri" w:hAnsi="Calibri"/>
         </w:rPr>
-        <w:lastRenderedPageBreak/>
         <w:t>12. Risk Profile and Limitations</w:t>
       </w:r>
     </w:p>
@@ -5327,11 +5307,7 @@
     </w:p>
     <w:p>
       <w:r>
-        <w:t xml:space="preserve">If 'most' means the strongest user control and trust, VCL2FMXConverter v5.0 Vanguard provides more. It is free, open source, locally inspectable, contract-driven, and designed around explicit report behavior. </w:t>
-      </w:r>
-      <w:r>
-        <w:lastRenderedPageBreak/>
-        <w:t>A user can see exactly what rules exist, how they are tested, and where conversion output requires manual work.</w:t>
+        <w:t>If 'most' means the strongest user control and trust, VCL2FMXConverter v5.0 Vanguard provides more. It is free, open source, locally inspectable, contract-driven, and designed around explicit report behavior. A user can see exactly what rules exist, how they are tested, and where conversion output requires manual work.</w:t>
       </w:r>
     </w:p>
     <w:p>
@@ -5775,7 +5751,13 @@
     </w:p>
     <w:p>
       <w:r>
-        <w:t>The local v5 contract README reports 194 passing expectations. The inventory below summarizes the major contract families. These contracts are engineering fixtures, not runtime data. Normal conversions do not compare every user's .pas file against every contract.</w:t>
+        <w:t xml:space="preserve">The local v5 contract README reports </w:t>
+      </w:r>
+      <w:r>
+        <w:t>198 passing expectations</w:t>
+      </w:r>
+      <w:r>
+        <w:t>. The inventory below summarizes the major contract families. These contracts are engineering fixtures, not runtime data. Normal conversions do not compare every user's .pas file against every contract.</w:t>
       </w:r>
     </w:p>
     <w:tbl>
@@ -6489,7 +6471,6 @@
               <w:rPr>
                 <w:sz w:val="16"/>
               </w:rPr>
-              <w:lastRenderedPageBreak/>
               <w:t>pascal_structure</w:t>
             </w:r>
           </w:p>
@@ -7164,7 +7145,6 @@
         <w:rPr>
           <w:rFonts w:ascii="Calibri" w:hAnsi="Calibri"/>
         </w:rPr>
-        <w:lastRenderedPageBreak/>
         <w:t>16. Appendix C: VCL2FMX v5 Mapping Pack Set</w:t>
       </w:r>
     </w:p>

--- a/docs/pdf/VCL2FMXConverter_v5_0_vs_MidaConverter_Detailed_Analysis_2026-06-30.docx
+++ b/docs/pdf/VCL2FMXConverter_v5_0_vs_MidaConverter_Detailed_Analysis_2026-06-30.docx
@@ -1,6 +1,6 @@
 
 <file path=word/document.xml><?xml version="1.0" encoding="utf-8"?>
-<w:document xmlns:wpc="http://schemas.microsoft.com/office/word/2010/wordprocessingCanvas" xmlns:cx="http://schemas.microsoft.com/office/drawing/2014/chartex" xmlns:cx1="http://schemas.microsoft.com/office/drawing/2015/9/8/chartex" xmlns:cx2="http://schemas.microsoft.com/office/drawing/2015/10/21/chartex" xmlns:cx3="http://schemas.microsoft.com/office/drawing/2016/5/9/chartex" xmlns:cx4="http://schemas.microsoft.com/office/drawing/2016/5/10/chartex" xmlns:cx5="http://schemas.microsoft.com/office/drawing/2016/5/11/chartex" xmlns:cx6="http://schemas.microsoft.com/office/drawing/2016/5/12/chartex" xmlns:cx7="http://schemas.microsoft.com/office/drawing/2016/5/13/chartex" xmlns:cx8="http://schemas.microsoft.com/office/drawing/2016/5/14/chartex" xmlns:mc="http://schemas.openxmlformats.org/markup-compatibility/2006" xmlns:aink="http://schemas.microsoft.com/office/drawing/2016/ink" xmlns:am3d="http://schemas.microsoft.com/office/drawing/2017/model3d" xmlns:o="urn:schemas-microsoft-com:office:office" xmlns:oel="http://schemas.microsoft.com/office/2019/extlst" xmlns:r="http://schemas.openxmlformats.org/officeDocument/2006/relationships" xmlns:m="http://schemas.openxmlformats.org/officeDocument/2006/math" xmlns:v="urn:schemas-microsoft-com:vml" xmlns:wp14="http://schemas.microsoft.com/office/word/2010/wordprocessingDrawing" xmlns:wp="http://schemas.openxmlformats.org/drawingml/2006/wordprocessingDrawing" xmlns:w10="urn:schemas-microsoft-com:office:word" xmlns:w="http://schemas.openxmlformats.org/wordprocessingml/2006/main" xmlns:w14="http://schemas.microsoft.com/office/word/2010/wordml" xmlns:w15="http://schemas.microsoft.com/office/word/2012/wordml" xmlns:w16cex="http://schemas.microsoft.com/office/word/2018/wordml/cex" xmlns:w16cid="http://schemas.microsoft.com/office/word/2016/wordml/cid" xmlns:w16="http://schemas.microsoft.com/office/word/2018/wordml" xmlns:w16du="http://schemas.microsoft.com/office/word/2023/wordml/word16du" xmlns:w16sdtdh="http://schemas.microsoft.com/office/word/2020/wordml/sdtdatahash" xmlns:w16sdtfl="http://schemas.microsoft.com/office/word/2024/wordml/sdtformatlock" xmlns:w16se="http://schemas.microsoft.com/office/word/2015/wordml/symex" xmlns:wpg="http://schemas.microsoft.com/office/word/2010/wordprocessingGroup" xmlns:wpi="http://schemas.microsoft.com/office/word/2010/wordprocessingInk" xmlns:wne="http://schemas.microsoft.com/office/word/2006/wordml" xmlns:wps="http://schemas.microsoft.com/office/word/2010/wordprocessingShape" mc:Ignorable="w14 w15 w16se w16cid w16 w16cex w16sdtdh w16sdtfl w16du wp14">
+<w:document xmlns:wpc="http://schemas.microsoft.com/office/word/2010/wordprocessingCanvas" xmlns:cx="http://schemas.microsoft.com/office/drawing/2014/chartex" xmlns:cx1="http://schemas.microsoft.com/office/drawing/2015/9/8/chartex" xmlns:cx2="http://schemas.microsoft.com/office/drawing/2015/10/21/chartex" xmlns:cx3="http://schemas.microsoft.com/office/drawing/2016/5/9/chartex" xmlns:cx4="http://schemas.microsoft.com/office/drawing/2016/5/10/chartex" xmlns:cx5="http://schemas.microsoft.com/office/drawing/2016/5/11/chartex" xmlns:cx6="http://schemas.microsoft.com/office/drawing/2016/5/12/chartex" xmlns:cx7="http://schemas.microsoft.com/office/drawing/2016/5/13/chartex" xmlns:cx8="http://schemas.microsoft.com/office/drawing/2016/5/14/chartex" xmlns:mc="http://schemas.openxmlformats.org/markup-compatibility/2006" xmlns:aink="http://schemas.microsoft.com/office/drawing/2016/ink" xmlns:am3d="http://schemas.microsoft.com/office/drawing/2017/model3d" xmlns:o="urn:schemas-microsoft-com:office:office" xmlns:oel="http://schemas.microsoft.com/office/2019/extlst" xmlns:r="http://schemas.openxmlformats.org/officeDocument/2006/relationships" xmlns:m="http://schemas.openxmlformats.org/officeDocument/2006/math" xmlns:v="urn:schemas-microsoft-com:vml" xmlns:wp14="http://schemas.microsoft.com/office/word/2010/wordprocessingDrawing" xmlns:wp="http://schemas.openxmlformats.org/drawingml/2006/wordprocessingDrawing" xmlns:w10="urn:schemas-microsoft-com:office:word" xmlns:w="http://schemas.openxmlformats.org/wordprocessingml/2006/main" xmlns:w14="http://schemas.microsoft.com/office/word/2010/wordml" xmlns:w15="http://schemas.microsoft.com/office/word/2012/wordml" xmlns:w16cei="http://schemas.microsoft.com/office/word/2026/wordml/cei" xmlns:w16cex="http://schemas.microsoft.com/office/word/2018/wordml/cex" xmlns:w16cid="http://schemas.microsoft.com/office/word/2016/wordml/cid" xmlns:w16="http://schemas.microsoft.com/office/word/2018/wordml" xmlns:w16du="http://schemas.microsoft.com/office/word/2023/wordml/word16du" xmlns:w16sdtdh="http://schemas.microsoft.com/office/word/2020/wordml/sdtdatahash" xmlns:w16sdtfl="http://schemas.microsoft.com/office/word/2024/wordml/sdtformatlock" xmlns:w16se="http://schemas.microsoft.com/office/word/2015/wordml/symex" xmlns:wpg="http://schemas.microsoft.com/office/word/2010/wordprocessingGroup" xmlns:wpi="http://schemas.microsoft.com/office/word/2010/wordprocessingInk" xmlns:wne="http://schemas.microsoft.com/office/word/2006/wordml" xmlns:wps="http://schemas.microsoft.com/office/word/2010/wordprocessingShape" mc:Ignorable="w14 w15 w16se w16cid w16 w16cex w16sdtdh w16sdtfl w16du wp14">
   <w:body>
     <w:p>
       <w:pPr>
@@ -483,7 +483,10 @@
         <w:t xml:space="preserve">VCL2FMXConverter v5.0 Vanguard is a free and open-source Delphi source converter focused on moving VCL projects toward FMX while making conversion behavior visible and testable. Its defining v5 strength is the contract system: </w:t>
       </w:r>
       <w:r>
-        <w:t>198 executable expectations</w:t>
+        <w:t>227</w:t>
+      </w:r>
+      <w:r>
+        <w:t xml:space="preserve"> executable expectations</w:t>
       </w:r>
       <w:r>
         <w:t xml:space="preserve"> across include analysis, Windows messaging, comments and boundaries, uses clauses, DFM/FMXL fidelity, GDI/Canvas behavior, component/event mapping, data-aware cases, LiveBindings, dry-run preview, reporting, semantic resolution, and third-party mapping behavior.</w:t>
@@ -772,7 +775,13 @@
               <w:rPr>
                 <w:sz w:val="17"/>
               </w:rPr>
-              <w:t>198 expected behaviors</w:t>
+              <w:t>227</w:t>
+            </w:r>
+            <w:r>
+              <w:rPr>
+                <w:sz w:val="17"/>
+              </w:rPr>
+              <w:t xml:space="preserve"> expected behaviors</w:t>
             </w:r>
             <w:r>
               <w:rPr>
@@ -1168,7 +1177,13 @@
               <w:rPr>
                 <w:sz w:val="17"/>
               </w:rPr>
-              <w:t>198 executable contracts</w:t>
+              <w:t>227</w:t>
+            </w:r>
+            <w:r>
+              <w:rPr>
+                <w:sz w:val="17"/>
+              </w:rPr>
+              <w:t xml:space="preserve"> executable contracts</w:t>
             </w:r>
             <w:r>
               <w:rPr>
@@ -4555,7 +4570,13 @@
               <w:rPr>
                 <w:sz w:val="17"/>
               </w:rPr>
-              <w:t>198 pass / 0 fail</w:t>
+              <w:t>227</w:t>
+            </w:r>
+            <w:r>
+              <w:rPr>
+                <w:sz w:val="17"/>
+              </w:rPr>
+              <w:t xml:space="preserve"> pass / 0 fail</w:t>
             </w:r>
             <w:r>
               <w:rPr>
@@ -5754,7 +5775,10 @@
         <w:t xml:space="preserve">The local v5 contract README reports </w:t>
       </w:r>
       <w:r>
-        <w:t>198 passing expectations</w:t>
+        <w:t>227</w:t>
+      </w:r>
+      <w:r>
+        <w:t xml:space="preserve"> passing expectations</w:t>
       </w:r>
       <w:r>
         <w:t>. The inventory below summarizes the major contract families. These contracts are engineering fixtures, not runtime data. Normal conversions do not compare every user's .pas file against every contract.</w:t>
@@ -7386,7 +7410,7 @@
 </file>
 
 <file path=word/endnotes.xml><?xml version="1.0" encoding="utf-8"?>
-<w:endnotes xmlns:wpc="http://schemas.microsoft.com/office/word/2010/wordprocessingCanvas" xmlns:cx="http://schemas.microsoft.com/office/drawing/2014/chartex" xmlns:cx1="http://schemas.microsoft.com/office/drawing/2015/9/8/chartex" xmlns:cx2="http://schemas.microsoft.com/office/drawing/2015/10/21/chartex" xmlns:cx3="http://schemas.microsoft.com/office/drawing/2016/5/9/chartex" xmlns:cx4="http://schemas.microsoft.com/office/drawing/2016/5/10/chartex" xmlns:cx5="http://schemas.microsoft.com/office/drawing/2016/5/11/chartex" xmlns:cx6="http://schemas.microsoft.com/office/drawing/2016/5/12/chartex" xmlns:cx7="http://schemas.microsoft.com/office/drawing/2016/5/13/chartex" xmlns:cx8="http://schemas.microsoft.com/office/drawing/2016/5/14/chartex" xmlns:mc="http://schemas.openxmlformats.org/markup-compatibility/2006" xmlns:aink="http://schemas.microsoft.com/office/drawing/2016/ink" xmlns:am3d="http://schemas.microsoft.com/office/drawing/2017/model3d" xmlns:o="urn:schemas-microsoft-com:office:office" xmlns:oel="http://schemas.microsoft.com/office/2019/extlst" xmlns:r="http://schemas.openxmlformats.org/officeDocument/2006/relationships" xmlns:m="http://schemas.openxmlformats.org/officeDocument/2006/math" xmlns:v="urn:schemas-microsoft-com:vml" xmlns:wp14="http://schemas.microsoft.com/office/word/2010/wordprocessingDrawing" xmlns:wp="http://schemas.openxmlformats.org/drawingml/2006/wordprocessingDrawing" xmlns:w10="urn:schemas-microsoft-com:office:word" xmlns:w="http://schemas.openxmlformats.org/wordprocessingml/2006/main" xmlns:w14="http://schemas.microsoft.com/office/word/2010/wordml" xmlns:w15="http://schemas.microsoft.com/office/word/2012/wordml" xmlns:w16cex="http://schemas.microsoft.com/office/word/2018/wordml/cex" xmlns:w16cid="http://schemas.microsoft.com/office/word/2016/wordml/cid" xmlns:w16="http://schemas.microsoft.com/office/word/2018/wordml" xmlns:w16du="http://schemas.microsoft.com/office/word/2023/wordml/word16du" xmlns:w16sdtdh="http://schemas.microsoft.com/office/word/2020/wordml/sdtdatahash" xmlns:w16sdtfl="http://schemas.microsoft.com/office/word/2024/wordml/sdtformatlock" xmlns:w16se="http://schemas.microsoft.com/office/word/2015/wordml/symex" xmlns:wpg="http://schemas.microsoft.com/office/word/2010/wordprocessingGroup" xmlns:wpi="http://schemas.microsoft.com/office/word/2010/wordprocessingInk" xmlns:wne="http://schemas.microsoft.com/office/word/2006/wordml" xmlns:wps="http://schemas.microsoft.com/office/word/2010/wordprocessingShape" mc:Ignorable="w14 w15 w16se w16cid w16 w16cex w16sdtdh w16sdtfl w16du wp14">
+<w:endnotes xmlns:wpc="http://schemas.microsoft.com/office/word/2010/wordprocessingCanvas" xmlns:cx="http://schemas.microsoft.com/office/drawing/2014/chartex" xmlns:cx1="http://schemas.microsoft.com/office/drawing/2015/9/8/chartex" xmlns:cx2="http://schemas.microsoft.com/office/drawing/2015/10/21/chartex" xmlns:cx3="http://schemas.microsoft.com/office/drawing/2016/5/9/chartex" xmlns:cx4="http://schemas.microsoft.com/office/drawing/2016/5/10/chartex" xmlns:cx5="http://schemas.microsoft.com/office/drawing/2016/5/11/chartex" xmlns:cx6="http://schemas.microsoft.com/office/drawing/2016/5/12/chartex" xmlns:cx7="http://schemas.microsoft.com/office/drawing/2016/5/13/chartex" xmlns:cx8="http://schemas.microsoft.com/office/drawing/2016/5/14/chartex" xmlns:mc="http://schemas.openxmlformats.org/markup-compatibility/2006" xmlns:aink="http://schemas.microsoft.com/office/drawing/2016/ink" xmlns:am3d="http://schemas.microsoft.com/office/drawing/2017/model3d" xmlns:o="urn:schemas-microsoft-com:office:office" xmlns:oel="http://schemas.microsoft.com/office/2019/extlst" xmlns:r="http://schemas.openxmlformats.org/officeDocument/2006/relationships" xmlns:m="http://schemas.openxmlformats.org/officeDocument/2006/math" xmlns:v="urn:schemas-microsoft-com:vml" xmlns:wp14="http://schemas.microsoft.com/office/word/2010/wordprocessingDrawing" xmlns:wp="http://schemas.openxmlformats.org/drawingml/2006/wordprocessingDrawing" xmlns:w10="urn:schemas-microsoft-com:office:word" xmlns:w="http://schemas.openxmlformats.org/wordprocessingml/2006/main" xmlns:w14="http://schemas.microsoft.com/office/word/2010/wordml" xmlns:w15="http://schemas.microsoft.com/office/word/2012/wordml" xmlns:w16cei="http://schemas.microsoft.com/office/word/2026/wordml/cei" xmlns:w16cex="http://schemas.microsoft.com/office/word/2018/wordml/cex" xmlns:w16cid="http://schemas.microsoft.com/office/word/2016/wordml/cid" xmlns:w16="http://schemas.microsoft.com/office/word/2018/wordml" xmlns:w16du="http://schemas.microsoft.com/office/word/2023/wordml/word16du" xmlns:w16sdtdh="http://schemas.microsoft.com/office/word/2020/wordml/sdtdatahash" xmlns:w16sdtfl="http://schemas.microsoft.com/office/word/2024/wordml/sdtformatlock" xmlns:w16se="http://schemas.microsoft.com/office/word/2015/wordml/symex" xmlns:wpg="http://schemas.microsoft.com/office/word/2010/wordprocessingGroup" xmlns:wpi="http://schemas.microsoft.com/office/word/2010/wordprocessingInk" xmlns:wne="http://schemas.microsoft.com/office/word/2006/wordml" xmlns:wps="http://schemas.microsoft.com/office/word/2010/wordprocessingShape" mc:Ignorable="w14 w15 w16se w16cid w16 w16cex w16sdtdh w16sdtfl w16du wp14">
   <w:endnote w:type="separator" w:id="-1">
     <w:p>
       <w:pPr>
@@ -7411,7 +7435,7 @@
 </file>
 
 <file path=word/footer1.xml><?xml version="1.0" encoding="utf-8"?>
-<w:ftr xmlns:wpc="http://schemas.microsoft.com/office/word/2010/wordprocessingCanvas" xmlns:cx="http://schemas.microsoft.com/office/drawing/2014/chartex" xmlns:cx1="http://schemas.microsoft.com/office/drawing/2015/9/8/chartex" xmlns:cx2="http://schemas.microsoft.com/office/drawing/2015/10/21/chartex" xmlns:cx3="http://schemas.microsoft.com/office/drawing/2016/5/9/chartex" xmlns:cx4="http://schemas.microsoft.com/office/drawing/2016/5/10/chartex" xmlns:cx5="http://schemas.microsoft.com/office/drawing/2016/5/11/chartex" xmlns:cx6="http://schemas.microsoft.com/office/drawing/2016/5/12/chartex" xmlns:cx7="http://schemas.microsoft.com/office/drawing/2016/5/13/chartex" xmlns:cx8="http://schemas.microsoft.com/office/drawing/2016/5/14/chartex" xmlns:mc="http://schemas.openxmlformats.org/markup-compatibility/2006" xmlns:aink="http://schemas.microsoft.com/office/drawing/2016/ink" xmlns:am3d="http://schemas.microsoft.com/office/drawing/2017/model3d" xmlns:o="urn:schemas-microsoft-com:office:office" xmlns:oel="http://schemas.microsoft.com/office/2019/extlst" xmlns:r="http://schemas.openxmlformats.org/officeDocument/2006/relationships" xmlns:m="http://schemas.openxmlformats.org/officeDocument/2006/math" xmlns:v="urn:schemas-microsoft-com:vml" xmlns:wp14="http://schemas.microsoft.com/office/word/2010/wordprocessingDrawing" xmlns:wp="http://schemas.openxmlformats.org/drawingml/2006/wordprocessingDrawing" xmlns:w10="urn:schemas-microsoft-com:office:word" xmlns:w="http://schemas.openxmlformats.org/wordprocessingml/2006/main" xmlns:w14="http://schemas.microsoft.com/office/word/2010/wordml" xmlns:w15="http://schemas.microsoft.com/office/word/2012/wordml" xmlns:w16cex="http://schemas.microsoft.com/office/word/2018/wordml/cex" xmlns:w16cid="http://schemas.microsoft.com/office/word/2016/wordml/cid" xmlns:w16="http://schemas.microsoft.com/office/word/2018/wordml" xmlns:w16du="http://schemas.microsoft.com/office/word/2023/wordml/word16du" xmlns:w16sdtdh="http://schemas.microsoft.com/office/word/2020/wordml/sdtdatahash" xmlns:w16sdtfl="http://schemas.microsoft.com/office/word/2024/wordml/sdtformatlock" xmlns:w16se="http://schemas.microsoft.com/office/word/2015/wordml/symex" xmlns:wpg="http://schemas.microsoft.com/office/word/2010/wordprocessingGroup" xmlns:wpi="http://schemas.microsoft.com/office/word/2010/wordprocessingInk" xmlns:wne="http://schemas.microsoft.com/office/word/2006/wordml" xmlns:wps="http://schemas.microsoft.com/office/word/2010/wordprocessingShape" mc:Ignorable="w14 w15 w16se w16cid w16 w16cex w16sdtdh w16sdtfl w16du wp14">
+<w:ftr xmlns:wpc="http://schemas.microsoft.com/office/word/2010/wordprocessingCanvas" xmlns:cx="http://schemas.microsoft.com/office/drawing/2014/chartex" xmlns:cx1="http://schemas.microsoft.com/office/drawing/2015/9/8/chartex" xmlns:cx2="http://schemas.microsoft.com/office/drawing/2015/10/21/chartex" xmlns:cx3="http://schemas.microsoft.com/office/drawing/2016/5/9/chartex" xmlns:cx4="http://schemas.microsoft.com/office/drawing/2016/5/10/chartex" xmlns:cx5="http://schemas.microsoft.com/office/drawing/2016/5/11/chartex" xmlns:cx6="http://schemas.microsoft.com/office/drawing/2016/5/12/chartex" xmlns:cx7="http://schemas.microsoft.com/office/drawing/2016/5/13/chartex" xmlns:cx8="http://schemas.microsoft.com/office/drawing/2016/5/14/chartex" xmlns:mc="http://schemas.openxmlformats.org/markup-compatibility/2006" xmlns:aink="http://schemas.microsoft.com/office/drawing/2016/ink" xmlns:am3d="http://schemas.microsoft.com/office/drawing/2017/model3d" xmlns:o="urn:schemas-microsoft-com:office:office" xmlns:oel="http://schemas.microsoft.com/office/2019/extlst" xmlns:r="http://schemas.openxmlformats.org/officeDocument/2006/relationships" xmlns:m="http://schemas.openxmlformats.org/officeDocument/2006/math" xmlns:v="urn:schemas-microsoft-com:vml" xmlns:wp14="http://schemas.microsoft.com/office/word/2010/wordprocessingDrawing" xmlns:wp="http://schemas.openxmlformats.org/drawingml/2006/wordprocessingDrawing" xmlns:w10="urn:schemas-microsoft-com:office:word" xmlns:w="http://schemas.openxmlformats.org/wordprocessingml/2006/main" xmlns:w14="http://schemas.microsoft.com/office/word/2010/wordml" xmlns:w15="http://schemas.microsoft.com/office/word/2012/wordml" xmlns:w16cei="http://schemas.microsoft.com/office/word/2026/wordml/cei" xmlns:w16cex="http://schemas.microsoft.com/office/word/2018/wordml/cex" xmlns:w16cid="http://schemas.microsoft.com/office/word/2016/wordml/cid" xmlns:w16="http://schemas.microsoft.com/office/word/2018/wordml" xmlns:w16du="http://schemas.microsoft.com/office/word/2023/wordml/word16du" xmlns:w16sdtdh="http://schemas.microsoft.com/office/word/2020/wordml/sdtdatahash" xmlns:w16sdtfl="http://schemas.microsoft.com/office/word/2024/wordml/sdtformatlock" xmlns:w16se="http://schemas.microsoft.com/office/word/2015/wordml/symex" xmlns:wpg="http://schemas.microsoft.com/office/word/2010/wordprocessingGroup" xmlns:wpi="http://schemas.microsoft.com/office/word/2010/wordprocessingInk" xmlns:wne="http://schemas.microsoft.com/office/word/2006/wordml" xmlns:wps="http://schemas.microsoft.com/office/word/2010/wordprocessingShape" mc:Ignorable="w14 w15 w16se w16cid w16 w16cex w16sdtdh w16sdtfl w16du wp14">
   <w:p>
     <w:pPr>
       <w:pStyle w:val="Footer"/>
@@ -7429,7 +7453,7 @@
 </file>
 
 <file path=word/footnotes.xml><?xml version="1.0" encoding="utf-8"?>
-<w:footnotes xmlns:wpc="http://schemas.microsoft.com/office/word/2010/wordprocessingCanvas" xmlns:cx="http://schemas.microsoft.com/office/drawing/2014/chartex" xmlns:cx1="http://schemas.microsoft.com/office/drawing/2015/9/8/chartex" xmlns:cx2="http://schemas.microsoft.com/office/drawing/2015/10/21/chartex" xmlns:cx3="http://schemas.microsoft.com/office/drawing/2016/5/9/chartex" xmlns:cx4="http://schemas.microsoft.com/office/drawing/2016/5/10/chartex" xmlns:cx5="http://schemas.microsoft.com/office/drawing/2016/5/11/chartex" xmlns:cx6="http://schemas.microsoft.com/office/drawing/2016/5/12/chartex" xmlns:cx7="http://schemas.microsoft.com/office/drawing/2016/5/13/chartex" xmlns:cx8="http://schemas.microsoft.com/office/drawing/2016/5/14/chartex" xmlns:mc="http://schemas.openxmlformats.org/markup-compatibility/2006" xmlns:aink="http://schemas.microsoft.com/office/drawing/2016/ink" xmlns:am3d="http://schemas.microsoft.com/office/drawing/2017/model3d" xmlns:o="urn:schemas-microsoft-com:office:office" xmlns:oel="http://schemas.microsoft.com/office/2019/extlst" xmlns:r="http://schemas.openxmlformats.org/officeDocument/2006/relationships" xmlns:m="http://schemas.openxmlformats.org/officeDocument/2006/math" xmlns:v="urn:schemas-microsoft-com:vml" xmlns:wp14="http://schemas.microsoft.com/office/word/2010/wordprocessingDrawing" xmlns:wp="http://schemas.openxmlformats.org/drawingml/2006/wordprocessingDrawing" xmlns:w10="urn:schemas-microsoft-com:office:word" xmlns:w="http://schemas.openxmlformats.org/wordprocessingml/2006/main" xmlns:w14="http://schemas.microsoft.com/office/word/2010/wordml" xmlns:w15="http://schemas.microsoft.com/office/word/2012/wordml" xmlns:w16cex="http://schemas.microsoft.com/office/word/2018/wordml/cex" xmlns:w16cid="http://schemas.microsoft.com/office/word/2016/wordml/cid" xmlns:w16="http://schemas.microsoft.com/office/word/2018/wordml" xmlns:w16du="http://schemas.microsoft.com/office/word/2023/wordml/word16du" xmlns:w16sdtdh="http://schemas.microsoft.com/office/word/2020/wordml/sdtdatahash" xmlns:w16sdtfl="http://schemas.microsoft.com/office/word/2024/wordml/sdtformatlock" xmlns:w16se="http://schemas.microsoft.com/office/word/2015/wordml/symex" xmlns:wpg="http://schemas.microsoft.com/office/word/2010/wordprocessingGroup" xmlns:wpi="http://schemas.microsoft.com/office/word/2010/wordprocessingInk" xmlns:wne="http://schemas.microsoft.com/office/word/2006/wordml" xmlns:wps="http://schemas.microsoft.com/office/word/2010/wordprocessingShape" mc:Ignorable="w14 w15 w16se w16cid w16 w16cex w16sdtdh w16sdtfl w16du wp14">
+<w:footnotes xmlns:wpc="http://schemas.microsoft.com/office/word/2010/wordprocessingCanvas" xmlns:cx="http://schemas.microsoft.com/office/drawing/2014/chartex" xmlns:cx1="http://schemas.microsoft.com/office/drawing/2015/9/8/chartex" xmlns:cx2="http://schemas.microsoft.com/office/drawing/2015/10/21/chartex" xmlns:cx3="http://schemas.microsoft.com/office/drawing/2016/5/9/chartex" xmlns:cx4="http://schemas.microsoft.com/office/drawing/2016/5/10/chartex" xmlns:cx5="http://schemas.microsoft.com/office/drawing/2016/5/11/chartex" xmlns:cx6="http://schemas.microsoft.com/office/drawing/2016/5/12/chartex" xmlns:cx7="http://schemas.microsoft.com/office/drawing/2016/5/13/chartex" xmlns:cx8="http://schemas.microsoft.com/office/drawing/2016/5/14/chartex" xmlns:mc="http://schemas.openxmlformats.org/markup-compatibility/2006" xmlns:aink="http://schemas.microsoft.com/office/drawing/2016/ink" xmlns:am3d="http://schemas.microsoft.com/office/drawing/2017/model3d" xmlns:o="urn:schemas-microsoft-com:office:office" xmlns:oel="http://schemas.microsoft.com/office/2019/extlst" xmlns:r="http://schemas.openxmlformats.org/officeDocument/2006/relationships" xmlns:m="http://schemas.openxmlformats.org/officeDocument/2006/math" xmlns:v="urn:schemas-microsoft-com:vml" xmlns:wp14="http://schemas.microsoft.com/office/word/2010/wordprocessingDrawing" xmlns:wp="http://schemas.openxmlformats.org/drawingml/2006/wordprocessingDrawing" xmlns:w10="urn:schemas-microsoft-com:office:word" xmlns:w="http://schemas.openxmlformats.org/wordprocessingml/2006/main" xmlns:w14="http://schemas.microsoft.com/office/word/2010/wordml" xmlns:w15="http://schemas.microsoft.com/office/word/2012/wordml" xmlns:w16cei="http://schemas.microsoft.com/office/word/2026/wordml/cei" xmlns:w16cex="http://schemas.microsoft.com/office/word/2018/wordml/cex" xmlns:w16cid="http://schemas.microsoft.com/office/word/2016/wordml/cid" xmlns:w16="http://schemas.microsoft.com/office/word/2018/wordml" xmlns:w16du="http://schemas.microsoft.com/office/word/2023/wordml/word16du" xmlns:w16sdtdh="http://schemas.microsoft.com/office/word/2020/wordml/sdtdatahash" xmlns:w16sdtfl="http://schemas.microsoft.com/office/word/2024/wordml/sdtformatlock" xmlns:w16se="http://schemas.microsoft.com/office/word/2015/wordml/symex" xmlns:wpg="http://schemas.microsoft.com/office/word/2010/wordprocessingGroup" xmlns:wpi="http://schemas.microsoft.com/office/word/2010/wordprocessingInk" xmlns:wne="http://schemas.microsoft.com/office/word/2006/wordml" xmlns:wps="http://schemas.microsoft.com/office/word/2010/wordprocessingShape" mc:Ignorable="w14 w15 w16se w16cid w16 w16cex w16sdtdh w16sdtfl w16du wp14">
   <w:footnote w:type="separator" w:id="-1">
     <w:p>
       <w:pPr>
@@ -7454,7 +7478,7 @@
 </file>
 
 <file path=word/header1.xml><?xml version="1.0" encoding="utf-8"?>
-<w:hdr xmlns:wpc="http://schemas.microsoft.com/office/word/2010/wordprocessingCanvas" xmlns:cx="http://schemas.microsoft.com/office/drawing/2014/chartex" xmlns:cx1="http://schemas.microsoft.com/office/drawing/2015/9/8/chartex" xmlns:cx2="http://schemas.microsoft.com/office/drawing/2015/10/21/chartex" xmlns:cx3="http://schemas.microsoft.com/office/drawing/2016/5/9/chartex" xmlns:cx4="http://schemas.microsoft.com/office/drawing/2016/5/10/chartex" xmlns:cx5="http://schemas.microsoft.com/office/drawing/2016/5/11/chartex" xmlns:cx6="http://schemas.microsoft.com/office/drawing/2016/5/12/chartex" xmlns:cx7="http://schemas.microsoft.com/office/drawing/2016/5/13/chartex" xmlns:cx8="http://schemas.microsoft.com/office/drawing/2016/5/14/chartex" xmlns:mc="http://schemas.openxmlformats.org/markup-compatibility/2006" xmlns:aink="http://schemas.microsoft.com/office/drawing/2016/ink" xmlns:am3d="http://schemas.microsoft.com/office/drawing/2017/model3d" xmlns:o="urn:schemas-microsoft-com:office:office" xmlns:oel="http://schemas.microsoft.com/office/2019/extlst" xmlns:r="http://schemas.openxmlformats.org/officeDocument/2006/relationships" xmlns:m="http://schemas.openxmlformats.org/officeDocument/2006/math" xmlns:v="urn:schemas-microsoft-com:vml" xmlns:wp14="http://schemas.microsoft.com/office/word/2010/wordprocessingDrawing" xmlns:wp="http://schemas.openxmlformats.org/drawingml/2006/wordprocessingDrawing" xmlns:w10="urn:schemas-microsoft-com:office:word" xmlns:w="http://schemas.openxmlformats.org/wordprocessingml/2006/main" xmlns:w14="http://schemas.microsoft.com/office/word/2010/wordml" xmlns:w15="http://schemas.microsoft.com/office/word/2012/wordml" xmlns:w16cex="http://schemas.microsoft.com/office/word/2018/wordml/cex" xmlns:w16cid="http://schemas.microsoft.com/office/word/2016/wordml/cid" xmlns:w16="http://schemas.microsoft.com/office/word/2018/wordml" xmlns:w16du="http://schemas.microsoft.com/office/word/2023/wordml/word16du" xmlns:w16sdtdh="http://schemas.microsoft.com/office/word/2020/wordml/sdtdatahash" xmlns:w16sdtfl="http://schemas.microsoft.com/office/word/2024/wordml/sdtformatlock" xmlns:w16se="http://schemas.microsoft.com/office/word/2015/wordml/symex" xmlns:wpg="http://schemas.microsoft.com/office/word/2010/wordprocessingGroup" xmlns:wpi="http://schemas.microsoft.com/office/word/2010/wordprocessingInk" xmlns:wne="http://schemas.microsoft.com/office/word/2006/wordml" xmlns:wps="http://schemas.microsoft.com/office/word/2010/wordprocessingShape" mc:Ignorable="w14 w15 w16se w16cid w16 w16cex w16sdtdh w16sdtfl w16du wp14">
+<w:hdr xmlns:wpc="http://schemas.microsoft.com/office/word/2010/wordprocessingCanvas" xmlns:cx="http://schemas.microsoft.com/office/drawing/2014/chartex" xmlns:cx1="http://schemas.microsoft.com/office/drawing/2015/9/8/chartex" xmlns:cx2="http://schemas.microsoft.com/office/drawing/2015/10/21/chartex" xmlns:cx3="http://schemas.microsoft.com/office/drawing/2016/5/9/chartex" xmlns:cx4="http://schemas.microsoft.com/office/drawing/2016/5/10/chartex" xmlns:cx5="http://schemas.microsoft.com/office/drawing/2016/5/11/chartex" xmlns:cx6="http://schemas.microsoft.com/office/drawing/2016/5/12/chartex" xmlns:cx7="http://schemas.microsoft.com/office/drawing/2016/5/13/chartex" xmlns:cx8="http://schemas.microsoft.com/office/drawing/2016/5/14/chartex" xmlns:mc="http://schemas.openxmlformats.org/markup-compatibility/2006" xmlns:aink="http://schemas.microsoft.com/office/drawing/2016/ink" xmlns:am3d="http://schemas.microsoft.com/office/drawing/2017/model3d" xmlns:o="urn:schemas-microsoft-com:office:office" xmlns:oel="http://schemas.microsoft.com/office/2019/extlst" xmlns:r="http://schemas.openxmlformats.org/officeDocument/2006/relationships" xmlns:m="http://schemas.openxmlformats.org/officeDocument/2006/math" xmlns:v="urn:schemas-microsoft-com:vml" xmlns:wp14="http://schemas.microsoft.com/office/word/2010/wordprocessingDrawing" xmlns:wp="http://schemas.openxmlformats.org/drawingml/2006/wordprocessingDrawing" xmlns:w10="urn:schemas-microsoft-com:office:word" xmlns:w="http://schemas.openxmlformats.org/wordprocessingml/2006/main" xmlns:w14="http://schemas.microsoft.com/office/word/2010/wordml" xmlns:w15="http://schemas.microsoft.com/office/word/2012/wordml" xmlns:w16cei="http://schemas.microsoft.com/office/word/2026/wordml/cei" xmlns:w16cex="http://schemas.microsoft.com/office/word/2018/wordml/cex" xmlns:w16cid="http://schemas.microsoft.com/office/word/2016/wordml/cid" xmlns:w16="http://schemas.microsoft.com/office/word/2018/wordml" xmlns:w16du="http://schemas.microsoft.com/office/word/2023/wordml/word16du" xmlns:w16sdtdh="http://schemas.microsoft.com/office/word/2020/wordml/sdtdatahash" xmlns:w16sdtfl="http://schemas.microsoft.com/office/word/2024/wordml/sdtformatlock" xmlns:w16se="http://schemas.microsoft.com/office/word/2015/wordml/symex" xmlns:wpg="http://schemas.microsoft.com/office/word/2010/wordprocessingGroup" xmlns:wpi="http://schemas.microsoft.com/office/word/2010/wordprocessingInk" xmlns:wne="http://schemas.microsoft.com/office/word/2006/wordml" xmlns:wps="http://schemas.microsoft.com/office/word/2010/wordprocessingShape" mc:Ignorable="w14 w15 w16se w16cid w16 w16cex w16sdtdh w16sdtfl w16du wp14">
   <w:p>
     <w:pPr>
       <w:pStyle w:val="Header"/>
@@ -7472,7 +7496,7 @@
 </file>
 
 <file path=word/numbering.xml><?xml version="1.0" encoding="utf-8"?>
-<w:numbering xmlns:wpc="http://schemas.microsoft.com/office/word/2010/wordprocessingCanvas" xmlns:cx="http://schemas.microsoft.com/office/drawing/2014/chartex" xmlns:cx1="http://schemas.microsoft.com/office/drawing/2015/9/8/chartex" xmlns:cx2="http://schemas.microsoft.com/office/drawing/2015/10/21/chartex" xmlns:cx3="http://schemas.microsoft.com/office/drawing/2016/5/9/chartex" xmlns:cx4="http://schemas.microsoft.com/office/drawing/2016/5/10/chartex" xmlns:cx5="http://schemas.microsoft.com/office/drawing/2016/5/11/chartex" xmlns:cx6="http://schemas.microsoft.com/office/drawing/2016/5/12/chartex" xmlns:cx7="http://schemas.microsoft.com/office/drawing/2016/5/13/chartex" xmlns:cx8="http://schemas.microsoft.com/office/drawing/2016/5/14/chartex" xmlns:mc="http://schemas.openxmlformats.org/markup-compatibility/2006" xmlns:aink="http://schemas.microsoft.com/office/drawing/2016/ink" xmlns:am3d="http://schemas.microsoft.com/office/drawing/2017/model3d" xmlns:o="urn:schemas-microsoft-com:office:office" xmlns:oel="http://schemas.microsoft.com/office/2019/extlst" xmlns:r="http://schemas.openxmlformats.org/officeDocument/2006/relationships" xmlns:m="http://schemas.openxmlformats.org/officeDocument/2006/math" xmlns:v="urn:schemas-microsoft-com:vml" xmlns:wp14="http://schemas.microsoft.com/office/word/2010/wordprocessingDrawing" xmlns:wp="http://schemas.openxmlformats.org/drawingml/2006/wordprocessingDrawing" xmlns:w10="urn:schemas-microsoft-com:office:word" xmlns:w="http://schemas.openxmlformats.org/wordprocessingml/2006/main" xmlns:w14="http://schemas.microsoft.com/office/word/2010/wordml" xmlns:w15="http://schemas.microsoft.com/office/word/2012/wordml" xmlns:w16cex="http://schemas.microsoft.com/office/word/2018/wordml/cex" xmlns:w16cid="http://schemas.microsoft.com/office/word/2016/wordml/cid" xmlns:w16="http://schemas.microsoft.com/office/word/2018/wordml" xmlns:w16du="http://schemas.microsoft.com/office/word/2023/wordml/word16du" xmlns:w16sdtdh="http://schemas.microsoft.com/office/word/2020/wordml/sdtdatahash" xmlns:w16sdtfl="http://schemas.microsoft.com/office/word/2024/wordml/sdtformatlock" xmlns:w16se="http://schemas.microsoft.com/office/word/2015/wordml/symex" xmlns:wpg="http://schemas.microsoft.com/office/word/2010/wordprocessingGroup" xmlns:wpi="http://schemas.microsoft.com/office/word/2010/wordprocessingInk" xmlns:wne="http://schemas.microsoft.com/office/word/2006/wordml" xmlns:wps="http://schemas.microsoft.com/office/word/2010/wordprocessingShape" mc:Ignorable="w14 w15 w16se w16cid w16 w16cex w16sdtdh w16sdtfl w16du wp14">
+<w:numbering xmlns:wpc="http://schemas.microsoft.com/office/word/2010/wordprocessingCanvas" xmlns:cx="http://schemas.microsoft.com/office/drawing/2014/chartex" xmlns:cx1="http://schemas.microsoft.com/office/drawing/2015/9/8/chartex" xmlns:cx2="http://schemas.microsoft.com/office/drawing/2015/10/21/chartex" xmlns:cx3="http://schemas.microsoft.com/office/drawing/2016/5/9/chartex" xmlns:cx4="http://schemas.microsoft.com/office/drawing/2016/5/10/chartex" xmlns:cx5="http://schemas.microsoft.com/office/drawing/2016/5/11/chartex" xmlns:cx6="http://schemas.microsoft.com/office/drawing/2016/5/12/chartex" xmlns:cx7="http://schemas.microsoft.com/office/drawing/2016/5/13/chartex" xmlns:cx8="http://schemas.microsoft.com/office/drawing/2016/5/14/chartex" xmlns:mc="http://schemas.openxmlformats.org/markup-compatibility/2006" xmlns:aink="http://schemas.microsoft.com/office/drawing/2016/ink" xmlns:am3d="http://schemas.microsoft.com/office/drawing/2017/model3d" xmlns:o="urn:schemas-microsoft-com:office:office" xmlns:oel="http://schemas.microsoft.com/office/2019/extlst" xmlns:r="http://schemas.openxmlformats.org/officeDocument/2006/relationships" xmlns:m="http://schemas.openxmlformats.org/officeDocument/2006/math" xmlns:v="urn:schemas-microsoft-com:vml" xmlns:wp14="http://schemas.microsoft.com/office/word/2010/wordprocessingDrawing" xmlns:wp="http://schemas.openxmlformats.org/drawingml/2006/wordprocessingDrawing" xmlns:w10="urn:schemas-microsoft-com:office:word" xmlns:w="http://schemas.openxmlformats.org/wordprocessingml/2006/main" xmlns:w14="http://schemas.microsoft.com/office/word/2010/wordml" xmlns:w15="http://schemas.microsoft.com/office/word/2012/wordml" xmlns:w16cei="http://schemas.microsoft.com/office/word/2026/wordml/cei" xmlns:w16cex="http://schemas.microsoft.com/office/word/2018/wordml/cex" xmlns:w16cid="http://schemas.microsoft.com/office/word/2016/wordml/cid" xmlns:w16="http://schemas.microsoft.com/office/word/2018/wordml" xmlns:w16du="http://schemas.microsoft.com/office/word/2023/wordml/word16du" xmlns:w16sdtdh="http://schemas.microsoft.com/office/word/2020/wordml/sdtdatahash" xmlns:w16sdtfl="http://schemas.microsoft.com/office/word/2024/wordml/sdtformatlock" xmlns:w16se="http://schemas.microsoft.com/office/word/2015/wordml/symex" xmlns:wpg="http://schemas.microsoft.com/office/word/2010/wordprocessingGroup" xmlns:wpi="http://schemas.microsoft.com/office/word/2010/wordprocessingInk" xmlns:wne="http://schemas.microsoft.com/office/word/2006/wordml" xmlns:wps="http://schemas.microsoft.com/office/word/2010/wordprocessingShape" mc:Ignorable="w14 w15 w16se w16cid w16 w16cex w16sdtdh w16sdtfl w16du wp14">
   <w:abstractNum w:abstractNumId="0" w15:restartNumberingAfterBreak="0">
     <w:nsid w:val="FFFFFF7C"/>
     <w:multiLevelType w:val="singleLevel"/>
